--- a/docx/02-开发计划与实现手册.docx
+++ b/docx/02-开发计划与实现手册.docx
@@ -909,15 +909,12 @@
     <w:qFormat/>
     <w:rsid w:val="00FC693F"/>
     <w:pPr>
-      <w:pBdr>
-        <w:bottom w:val="single" w:sz="8" w:space="4" w:color="4F81BD" w:themeColor="accent1"/>
-      </w:pBdr>
       <w:spacing w:after="300" w:line="240" w:lineRule="auto"/>
       <w:contextualSpacing/>
     </w:pPr>
     <w:rPr>
       <w:rFonts w:asciiTheme="majorHAnsi" w:eastAsiaTheme="majorEastAsia" w:hAnsiTheme="majorHAnsi" w:cstheme="majorBidi" w:ascii="Microsoft YaHei" w:hAnsi="Microsoft YaHei" w:eastAsia="Microsoft YaHei"/>
-      <w:color w:val="143B4A"/>
+      <w:color w:val="111111"/>
       <w:spacing w:val="5"/>
       <w:kern w:val="28"/>
       <w:sz w:val="50"/>
@@ -1396,9 +1393,6 @@
     <w:qFormat/>
     <w:rsid w:val="00FC693F"/>
     <w:pPr>
-      <w:pBdr>
-        <w:bottom w:val="single" w:sz="4" w:space="4" w:color="4F81BD" w:themeColor="accent1"/>
-      </w:pBdr>
       <w:spacing w:before="200" w:after="280"/>
       <w:ind w:left="936" w:right="936"/>
     </w:pPr>
